--- a/3 курс/6 семестр/Проектирование информационных систем/7/АстаховСП_ПР7_ИКБО-50-23.docx
+++ b/3 курс/6 семестр/Проектирование информационных систем/7/АстаховСП_ПР7_ИКБО-50-23.docx
@@ -345,7 +345,7 @@
                           </wp:anchor>
                         </w:drawing>
                       </mc:Choice>
-                      <mc:Fallback xmlns:sl="http://schemas.openxmlformats.org/schemaLibrary/2006/main" xmlns:a="http://schemas.openxmlformats.org/drawingml/2006/main" xmlns:pic="http://schemas.openxmlformats.org/drawingml/2006/picture" xmlns:c="http://schemas.openxmlformats.org/drawingml/2006/chart" xmlns:lc="http://schemas.openxmlformats.org/drawingml/2006/lockedCanvas" xmlns:dgm="http://schemas.openxmlformats.org/drawingml/2006/diagram" xmlns="http://schemas.microsoft.com/office/tasks/2019/documenttasks" xmlns:cr="http://schemas.microsoft.com/office/comments/2020/reactions">
+                      <mc:Fallback xmlns:cr="http://schemas.microsoft.com/office/comments/2020/reactions" xmlns="http://schemas.microsoft.com/office/tasks/2019/documenttasks" xmlns:dgm="http://schemas.openxmlformats.org/drawingml/2006/diagram" xmlns:lc="http://schemas.openxmlformats.org/drawingml/2006/lockedCanvas" xmlns:c="http://schemas.openxmlformats.org/drawingml/2006/chart" xmlns:pic="http://schemas.openxmlformats.org/drawingml/2006/picture" xmlns:a="http://schemas.openxmlformats.org/drawingml/2006/main" xmlns:sl="http://schemas.openxmlformats.org/schemaLibrary/2006/main">
                         <w:drawing>
                           <wp:anchor allowOverlap="1" behindDoc="0" distB="0" distT="0" distL="114300" distR="114300" hidden="0" layoutInCell="1" locked="0" relativeHeight="0" simplePos="0">
                             <wp:simplePos x="0" y="0"/>
@@ -1153,7 +1153,6 @@
           <w:docPartUnique/>
         </w:docPartObj>
       </w:sdtPr>
-      <w:sdtEndPr/>
       <w:sdtContent>
         <w:p>
           <w:pPr>
@@ -1669,7 +1668,25 @@
           <w:sz w:val="28"/>
           <w:szCs w:val="28"/>
         </w:rPr>
-        <w:t>Диаграмма состояния для класса «»</w:t>
+        <w:t>Диаграмма состояния для класса «</w:t>
+      </w:r>
+      <w:r>
+        <w:rPr>
+          <w:b/>
+          <w:bCs/>
+          <w:sz w:val="28"/>
+          <w:szCs w:val="28"/>
+        </w:rPr>
+        <w:t>Сделка</w:t>
+      </w:r>
+      <w:r>
+        <w:rPr>
+          <w:b/>
+          <w:bCs/>
+          <w:sz w:val="28"/>
+          <w:szCs w:val="28"/>
+        </w:rPr>
+        <w:t>»</w:t>
       </w:r>
       <w:bookmarkEnd w:id="1"/>
     </w:p>
